--- a/policies/sources/finance-policy__Policy.docx
+++ b/policies/sources/finance-policy__Policy.docx
@@ -8,6 +8,11 @@
       </w:pPr>
       <w:r>
         <w:t>Description</w:t>
+      </w:r>
+    </w:p>
+    <w:p>
+      <w:r>
+        <w:t>BioMar Group operates under a comprehensive framework for financial management, risk control, tax compliance, and treasury operations. This framework establishes clear principles, standardized processes, and approval requirements to ensure consistency, transparency, and regulatory compliance across all global operations. ​</w:t>
       </w:r>
     </w:p>
     <w:p>
@@ -38,12 +43,12 @@
     </w:p>
     <w:p>
       <w:r>
-        <w:t>statutory requirements applied locally where relevant.</w:t>
+        <w:t>statutory requirements applied locally where relevant. ​</w:t>
       </w:r>
     </w:p>
     <w:p>
       <w:r>
-        <w:t>Annual and periodic planning processes align financial resources with strategic objectives. Capital allocation follows structured evaluation of business opportunities, strategic alignment, and potential value generation.</w:t>
+        <w:t>Annual and periodic planning processes align financial resources with strategic objectives. Capital allocation follows structured evaluation of business opportunities, strategic alignment, and potential value generation.​</w:t>
       </w:r>
     </w:p>
     <w:p>
@@ -56,7 +61,7 @@
     </w:p>
     <w:p>
       <w:r>
-        <w:t>Internal controls are maintained based on recognized frameworks with systematic monitoring of key processes. Financial exposures are assessed through comprehensive procedures and approval processes. Risk mitigation strategies and control mechanisms are embedded in core processes to maintain financial integrity and operational resilience.</w:t>
+        <w:t>Internal controls are maintained based on recognized frameworks with systematic monitoring of key processes. Financial exposures are assessed through comprehensive procedures and approval processes. Risk mitigation strategies and control mechanisms are embedded in core processes to maintain financial integrity and operational resilience.​</w:t>
       </w:r>
     </w:p>
     <w:p>
@@ -69,7 +74,7 @@
     </w:p>
     <w:p>
       <w:r>
-        <w:t>BioMar is committed to responsible tax management, complying with applicable legislation and maintaining cooperative relationships with authorities. Transactions with related parties are conducted at arm’s length in line with international guidelines, with appropriate documentation maintained.</w:t>
+        <w:t>BioMar is committed to responsible tax management, complying with applicable legislation and maintaining cooperative relationships with authorities. Transactions with related parties are conducted at arm’s length in line with international guidelines, with appropriate documentation maintained.​</w:t>
       </w:r>
     </w:p>
     <w:p>
@@ -82,9 +87,86 @@
     </w:p>
     <w:p>
       <w:r>
-        <w:t>Treasury operations manage foreign exchange risk, banking relationships, and financing activities to optimize liquidity. Regular reviews and monitoring ensure adherence to policies and procedures, supported by clear governance and escalation processes.</w:t>
+        <w:t>Treasury operations manage foreign exchange risk, banking relationships, and financing activities to optimize liquidity. Regular reviews and monitoring ensure adherence to policies and procedures, supported by clear governance and escalation processes.​</w:t>
       </w:r>
     </w:p>
+    <w:tbl>
+      <w:tblPr>
+        <w:tblStyle w:val="TableGrid"/>
+        <w:tblW w:type="auto" w:w="0"/>
+        <w:tblLook w:firstColumn="1" w:firstRow="1" w:lastColumn="0" w:lastRow="0" w:noHBand="0" w:noVBand="1" w:val="04A0"/>
+      </w:tblPr>
+      <w:tblGrid>
+        <w:gridCol w:w="2880"/>
+        <w:gridCol w:w="2880"/>
+        <w:gridCol w:w="2880"/>
+      </w:tblGrid>
+      <w:tr>
+        <w:tc>
+          <w:tcPr>
+            <w:tcW w:type="dxa" w:w="2880"/>
+          </w:tcPr>
+          <w:p>
+            <w:r>
+              <w:t>Version 1:</w:t>
+            </w:r>
+          </w:p>
+        </w:tc>
+        <w:tc>
+          <w:tcPr>
+            <w:tcW w:type="dxa" w:w="2880"/>
+          </w:tcPr>
+          <w:p>
+            <w:r>
+              <w:t>20-01-2026 Own</w:t>
+            </w:r>
+          </w:p>
+        </w:tc>
+        <w:tc>
+          <w:tcPr>
+            <w:tcW w:type="dxa" w:w="2880"/>
+          </w:tcPr>
+          <w:p>
+            <w:r>
+              <w:t>er: Group Finance</w:t>
+            </w:r>
+          </w:p>
+        </w:tc>
+      </w:tr>
+      <w:tr>
+        <w:tc>
+          <w:tcPr>
+            <w:tcW w:type="dxa" w:w="2880"/>
+          </w:tcPr>
+          <w:p>
+            <w:r>
+              <w:t>Approval date:</w:t>
+            </w:r>
+          </w:p>
+        </w:tc>
+        <w:tc>
+          <w:tcPr>
+            <w:tcW w:type="dxa" w:w="2880"/>
+          </w:tcPr>
+          <w:p>
+            <w:r>
+              <w:t>20-01-2026 Appr</w:t>
+            </w:r>
+          </w:p>
+        </w:tc>
+        <w:tc>
+          <w:tcPr>
+            <w:tcW w:type="dxa" w:w="2880"/>
+          </w:tcPr>
+          <w:p>
+            <w:r>
+              <w:t>over: Executive Committee</w:t>
+            </w:r>
+          </w:p>
+        </w:tc>
+      </w:tr>
+    </w:tbl>
+    <w:p/>
     <w:sectPr>
       <w:pgSz w:w="12240" w:h="15840"/>
       <w:pgMar w:top="1440" w:right="1800" w:bottom="1440" w:left="1800" w:header="720" w:footer="720" w:gutter="0"/>

--- a/policies/sources/finance-policy__Policy.docx
+++ b/policies/sources/finance-policy__Policy.docx
@@ -90,83 +90,6 @@
         <w:t>Treasury operations manage foreign exchange risk, banking relationships, and financing activities to optimize liquidity. Regular reviews and monitoring ensure adherence to policies and procedures, supported by clear governance and escalation processes.​</w:t>
       </w:r>
     </w:p>
-    <w:tbl>
-      <w:tblPr>
-        <w:tblStyle w:val="TableGrid"/>
-        <w:tblW w:type="auto" w:w="0"/>
-        <w:tblLook w:firstColumn="1" w:firstRow="1" w:lastColumn="0" w:lastRow="0" w:noHBand="0" w:noVBand="1" w:val="04A0"/>
-      </w:tblPr>
-      <w:tblGrid>
-        <w:gridCol w:w="2880"/>
-        <w:gridCol w:w="2880"/>
-        <w:gridCol w:w="2880"/>
-      </w:tblGrid>
-      <w:tr>
-        <w:tc>
-          <w:tcPr>
-            <w:tcW w:type="dxa" w:w="2880"/>
-          </w:tcPr>
-          <w:p>
-            <w:r>
-              <w:t>Version 1:</w:t>
-            </w:r>
-          </w:p>
-        </w:tc>
-        <w:tc>
-          <w:tcPr>
-            <w:tcW w:type="dxa" w:w="2880"/>
-          </w:tcPr>
-          <w:p>
-            <w:r>
-              <w:t>20-01-2026 Own</w:t>
-            </w:r>
-          </w:p>
-        </w:tc>
-        <w:tc>
-          <w:tcPr>
-            <w:tcW w:type="dxa" w:w="2880"/>
-          </w:tcPr>
-          <w:p>
-            <w:r>
-              <w:t>er: Group Finance</w:t>
-            </w:r>
-          </w:p>
-        </w:tc>
-      </w:tr>
-      <w:tr>
-        <w:tc>
-          <w:tcPr>
-            <w:tcW w:type="dxa" w:w="2880"/>
-          </w:tcPr>
-          <w:p>
-            <w:r>
-              <w:t>Approval date:</w:t>
-            </w:r>
-          </w:p>
-        </w:tc>
-        <w:tc>
-          <w:tcPr>
-            <w:tcW w:type="dxa" w:w="2880"/>
-          </w:tcPr>
-          <w:p>
-            <w:r>
-              <w:t>20-01-2026 Appr</w:t>
-            </w:r>
-          </w:p>
-        </w:tc>
-        <w:tc>
-          <w:tcPr>
-            <w:tcW w:type="dxa" w:w="2880"/>
-          </w:tcPr>
-          <w:p>
-            <w:r>
-              <w:t>over: Executive Committee</w:t>
-            </w:r>
-          </w:p>
-        </w:tc>
-      </w:tr>
-    </w:tbl>
-    <w:p/>
     <w:sectPr>
       <w:pgSz w:w="12240" w:h="15840"/>
       <w:pgMar w:top="1440" w:right="1800" w:bottom="1440" w:left="1800" w:header="720" w:footer="720" w:gutter="0"/>

--- a/policies/sources/finance-policy__Policy.docx
+++ b/policies/sources/finance-policy__Policy.docx
@@ -38,12 +38,7 @@
     </w:p>
     <w:p>
       <w:r>
-        <w:t>Financial statements are prepared in accordance with international accounting standards (IFRS), with local</w:t>
-      </w:r>
-    </w:p>
-    <w:p>
-      <w:r>
-        <w:t>statutory requirements applied locally where relevant. ​</w:t>
+        <w:t>Financial statements are prepared in accordance with international accounting standards (IFRS), with local statutory requirements applied locally where relevant. ​</w:t>
       </w:r>
     </w:p>
     <w:p>

--- a/policies/sources/finance-policy__Policy.docx
+++ b/policies/sources/finance-policy__Policy.docx
@@ -12,11 +12,17 @@
     </w:p>
     <w:p>
       <w:r>
+        <w:rPr>
+          <w:b w:val="0"/>
+        </w:rPr>
         <w:t>BioMar Group operates under a comprehensive framework for financial management, risk control, tax compliance, and treasury operations. This framework establishes clear principles, standardized processes, and approval requirements to ensure consistency, transparency, and regulatory compliance across all global operations. ​</w:t>
       </w:r>
     </w:p>
     <w:p>
       <w:r>
+        <w:rPr>
+          <w:b w:val="0"/>
+        </w:rPr>
         <w:t>The overall finance policy is supported by detailed guidelines, communicated and implemented across all BioMar units, and structured around four key pillars.</w:t>
       </w:r>
     </w:p>
@@ -38,11 +44,17 @@
     </w:p>
     <w:p>
       <w:r>
+        <w:rPr>
+          <w:b w:val="0"/>
+        </w:rPr>
         <w:t>Financial statements are prepared in accordance with international accounting standards (IFRS), with local statutory requirements applied locally where relevant. ​</w:t>
       </w:r>
     </w:p>
     <w:p>
       <w:r>
+        <w:rPr>
+          <w:b w:val="0"/>
+        </w:rPr>
         <w:t>Annual and periodic planning processes align financial resources with strategic objectives. Capital allocation follows structured evaluation of business opportunities, strategic alignment, and potential value generation.​</w:t>
       </w:r>
     </w:p>
@@ -56,6 +68,9 @@
     </w:p>
     <w:p>
       <w:r>
+        <w:rPr>
+          <w:b w:val="0"/>
+        </w:rPr>
         <w:t>Internal controls are maintained based on recognized frameworks with systematic monitoring of key processes. Financial exposures are assessed through comprehensive procedures and approval processes. Risk mitigation strategies and control mechanisms are embedded in core processes to maintain financial integrity and operational resilience.​</w:t>
       </w:r>
     </w:p>
@@ -69,6 +84,9 @@
     </w:p>
     <w:p>
       <w:r>
+        <w:rPr>
+          <w:b w:val="0"/>
+        </w:rPr>
         <w:t>BioMar is committed to responsible tax management, complying with applicable legislation and maintaining cooperative relationships with authorities. Transactions with related parties are conducted at arm’s length in line with international guidelines, with appropriate documentation maintained.​</w:t>
       </w:r>
     </w:p>
@@ -82,6 +100,9 @@
     </w:p>
     <w:p>
       <w:r>
+        <w:rPr>
+          <w:b w:val="0"/>
+        </w:rPr>
         <w:t>Treasury operations manage foreign exchange risk, banking relationships, and financing activities to optimize liquidity. Regular reviews and monitoring ensure adherence to policies and procedures, supported by clear governance and escalation processes.​</w:t>
       </w:r>
     </w:p>

--- a/policies/sources/finance-policy__Policy.docx
+++ b/policies/sources/finance-policy__Policy.docx
@@ -12,17 +12,11 @@
     </w:p>
     <w:p>
       <w:r>
-        <w:rPr>
-          <w:b w:val="0"/>
-        </w:rPr>
         <w:t>BioMar Group operates under a comprehensive framework for financial management, risk control, tax compliance, and treasury operations. This framework establishes clear principles, standardized processes, and approval requirements to ensure consistency, transparency, and regulatory compliance across all global operations. ​</w:t>
       </w:r>
     </w:p>
     <w:p>
       <w:r>
-        <w:rPr>
-          <w:b w:val="0"/>
-        </w:rPr>
         <w:t>The overall finance policy is supported by detailed guidelines, communicated and implemented across all BioMar units, and structured around four key pillars.</w:t>
       </w:r>
     </w:p>
@@ -44,17 +38,17 @@
     </w:p>
     <w:p>
       <w:r>
-        <w:rPr>
-          <w:b w:val="0"/>
-        </w:rPr>
-        <w:t>Financial statements are prepared in accordance with international accounting standards (IFRS), with local statutory requirements applied locally where relevant. ​</w:t>
+        <w:t>Financial statements are prepared in accordance with international accounting standards (IFRS), with local</w:t>
+      </w:r>
+      <w:r>
+        <w:t xml:space="preserve"> </w:t>
+      </w:r>
+      <w:r>
+        <w:t>statutory requirements applied locally where relevant. ​</w:t>
       </w:r>
     </w:p>
     <w:p>
       <w:r>
-        <w:rPr>
-          <w:b w:val="0"/>
-        </w:rPr>
         <w:t>Annual and periodic planning processes align financial resources with strategic objectives. Capital allocation follows structured evaluation of business opportunities, strategic alignment, and potential value generation.​</w:t>
       </w:r>
     </w:p>
@@ -68,9 +62,6 @@
     </w:p>
     <w:p>
       <w:r>
-        <w:rPr>
-          <w:b w:val="0"/>
-        </w:rPr>
         <w:t>Internal controls are maintained based on recognized frameworks with systematic monitoring of key processes. Financial exposures are assessed through comprehensive procedures and approval processes. Risk mitigation strategies and control mechanisms are embedded in core processes to maintain financial integrity and operational resilience.​</w:t>
       </w:r>
     </w:p>
@@ -84,9 +75,6 @@
     </w:p>
     <w:p>
       <w:r>
-        <w:rPr>
-          <w:b w:val="0"/>
-        </w:rPr>
         <w:t>BioMar is committed to responsible tax management, complying with applicable legislation and maintaining cooperative relationships with authorities. Transactions with related parties are conducted at arm’s length in line with international guidelines, with appropriate documentation maintained.​</w:t>
       </w:r>
     </w:p>
@@ -100,9 +88,6 @@
     </w:p>
     <w:p>
       <w:r>
-        <w:rPr>
-          <w:b w:val="0"/>
-        </w:rPr>
         <w:t>Treasury operations manage foreign exchange risk, banking relationships, and financing activities to optimize liquidity. Regular reviews and monitoring ensure adherence to policies and procedures, supported by clear governance and escalation processes.​</w:t>
       </w:r>
     </w:p>
